--- a/dokumentacija/TestPlan_IzvestajTestiranja_popunjen.docx
+++ b/dokumentacija/TestPlan_IzvestajTestiranja_popunjen.docx
@@ -8026,7 +8026,7 @@
     </w:p>
     <w:p>
       <w:r>
-        <w:t>Proces 1: Prijavljivanje i registracija. Proces 2: Zakazivanje termina i pregled rasporeda.</w:t>
+        <w:t>Proces 1: Prijavljivanje i registracija. Proces 2: Zakazivanje termina .</w:t>
       </w:r>
     </w:p>
     <w:p>
@@ -10300,12 +10300,13 @@
             <w:tcW w:type="dxa" w:w="1308"/>
           </w:tcPr>
           <w:p>
-            <w:r/>
-            <w:r>
-              <w:rPr>
-                <w:sz w:val="16"/>
-              </w:rPr>
-              <w:t>GET dostupni termini, POST /api/termini.</w:t>
+            <w:r>
+              <w:t>GET dostupni termini, POST /api/zakazivanje/termini.</w:t>
+            </w:r>
+            <w:r>
+              <w:rPr>
+                <w:sz w:val="16"/>
+              </w:rPr>
             </w:r>
           </w:p>
         </w:tc>
@@ -10414,12 +10415,13 @@
             <w:tcW w:type="dxa" w:w="1308"/>
           </w:tcPr>
           <w:p>
-            <w:r/>
-            <w:r>
-              <w:rPr>
-                <w:sz w:val="16"/>
-              </w:rPr>
-              <w:t>POST /api/termini sa datumom od juce.</w:t>
+            <w:r>
+              <w:t>POST /api/zakazivanje/termini sa datumom od juce.</w:t>
+            </w:r>
+            <w:r>
+              <w:rPr>
+                <w:sz w:val="16"/>
+              </w:rPr>
             </w:r>
           </w:p>
         </w:tc>
@@ -10870,12 +10872,13 @@
             <w:tcW w:type="dxa" w:w="1308"/>
           </w:tcPr>
           <w:p>
-            <w:r/>
-            <w:r>
-              <w:rPr>
-                <w:sz w:val="16"/>
-              </w:rPr>
-              <w:t>GET /api/termini/zaposleni/{id}.</w:t>
+            <w:r>
+              <w:t>GET /api/zakazivanje/opcije.</w:t>
+            </w:r>
+            <w:r>
+              <w:rPr>
+                <w:sz w:val="16"/>
+              </w:rPr>
             </w:r>
           </w:p>
         </w:tc>
@@ -11063,12 +11066,13 @@
             <w:tcW w:type="dxa" w:w="5233"/>
           </w:tcPr>
           <w:p>
-            <w:r/>
-            <w:r>
-              <w:rPr>
-                <w:sz w:val="16"/>
-              </w:rPr>
-              <w:t>GET /api/usluge</w:t>
+            <w:r>
+              <w:t>GET /api/zakazivanje/opcije</w:t>
+            </w:r>
+            <w:r>
+              <w:rPr>
+                <w:sz w:val="16"/>
+              </w:rPr>
             </w:r>
           </w:p>
         </w:tc>
@@ -11093,12 +11097,13 @@
             <w:tcW w:type="dxa" w:w="5233"/>
           </w:tcPr>
           <w:p>
-            <w:r/>
-            <w:r>
-              <w:rPr>
-                <w:sz w:val="16"/>
-              </w:rPr>
-              <w:t>POST /api/termini</w:t>
+            <w:r>
+              <w:t>POST /api/zakazivanje/termini</w:t>
+            </w:r>
+            <w:r>
+              <w:rPr>
+                <w:sz w:val="16"/>
+              </w:rPr>
             </w:r>
           </w:p>
         </w:tc>
@@ -11123,12 +11128,13 @@
             <w:tcW w:type="dxa" w:w="5233"/>
           </w:tcPr>
           <w:p>
-            <w:r/>
-            <w:r>
-              <w:rPr>
-                <w:sz w:val="16"/>
-              </w:rPr>
-              <w:t>GET /api/termini/klijent/{id}</w:t>
+            <w:r>
+              <w:t>GET /api/user</w:t>
+            </w:r>
+            <w:r>
+              <w:rPr>
+                <w:sz w:val="16"/>
+              </w:rPr>
             </w:r>
           </w:p>
         </w:tc>
@@ -11153,12 +11159,13 @@
             <w:tcW w:type="dxa" w:w="5233"/>
           </w:tcPr>
           <w:p>
-            <w:r/>
-            <w:r>
-              <w:rPr>
-                <w:sz w:val="16"/>
-              </w:rPr>
-              <w:t>GET /api/termini/zaposleni/{id}</w:t>
+            <w:r>
+              <w:t>GET /api/zakazivanje/opcije</w:t>
+            </w:r>
+            <w:r>
+              <w:rPr>
+                <w:sz w:val="16"/>
+              </w:rPr>
             </w:r>
           </w:p>
         </w:tc>
@@ -11183,12 +11190,13 @@
             <w:tcW w:type="dxa" w:w="5233"/>
           </w:tcPr>
           <w:p>
-            <w:r/>
-            <w:r>
-              <w:rPr>
-                <w:sz w:val="16"/>
-              </w:rPr>
-              <w:t>PUT /api/termini/{id}</w:t>
+            <w:r>
+              <w:t>GET /api/zakazivanje/dostupni-termini</w:t>
+            </w:r>
+            <w:r>
+              <w:rPr>
+                <w:sz w:val="16"/>
+              </w:rPr>
             </w:r>
           </w:p>
         </w:tc>
@@ -11213,12 +11221,13 @@
             <w:tcW w:type="dxa" w:w="5233"/>
           </w:tcPr>
           <w:p>
-            <w:r/>
-            <w:r>
-              <w:rPr>
-                <w:sz w:val="16"/>
-              </w:rPr>
-              <w:t>DELETE /api/termini/{id}</w:t>
+            <w:r>
+              <w:t>POST /api/zakazivanje/termini</w:t>
+            </w:r>
+            <w:r>
+              <w:rPr>
+                <w:sz w:val="16"/>
+              </w:rPr>
             </w:r>
           </w:p>
         </w:tc>
@@ -11250,12 +11259,20 @@
     </w:p>
     <w:p>
       <w:r>
-        <w:t>Izvrseni su manuelni i Postman testovi za prijavu/registraciju i zakazivanje termina. Smoke testovi su potvrdili: login, API token, ucitavanje korisnika, 16 usluga, zakazivanje slobodnog termina, blokiranje preklapanja i otkazivanje termina. Negativni testovi za pogresnu lozinku i datum u proslosti vracaju HTTP 422.</w:t>
+        <w:t>Izvršeni su manuelni, Postman i automatizovani API testovi za prijavu/registraciju i zakazivanje termina. Provereni su token, opcije zakazivanja, slobodni slotovi, uspešno zakazivanje i blokiranje preklapanja. Negativni testovi vraćaju očekivane HTTP 401 ili 422 odgovore.</w:t>
       </w:r>
     </w:p>
     <w:p>
       <w:r>
         <w:t>Defekti: tokom implementacije otkriveno je da klijent nije mogao da ucita listu zaposlenih za zakazivanje. Defekt je ispravljen otvaranjem pregleda zaposlenih i rasporeda za autentifikovane korisnike, dok su administrativne izmene ostale ogranicene.</w:t>
+      </w:r>
+    </w:p>
+    <w:p>
+      <w:r>
+        <w:rPr>
+          <w:b/>
+        </w:rPr>
+        <w:t>Završna provera 14.07.2026: 15 automatizovanih testova, 55 assertiona i 0 padova; browser smoke test je potvrdio registraciju, prijavu, token guard, učitavanje slobodnih slotova i uspešno zakazivanje. Testni korisnik i termin su zatim uklonjeni.</w:t>
       </w:r>
     </w:p>
     <w:sectPr>

--- a/dokumentacija/TestPlan_IzvestajTestiranja_popunjen.docx
+++ b/dokumentacija/TestPlan_IzvestajTestiranja_popunjen.docx
@@ -8026,7 +8026,7 @@
     </w:p>
     <w:p>
       <w:r>
-        <w:t>Proces 1: Prijavljivanje i registracija. Proces 2: Zakazivanje termina .</w:t>
+        <w:t>Proces 1: Prijavljivanje i registracija. Proces 2: Zakazivanje termina i pregled rasporeda.</w:t>
       </w:r>
     </w:p>
     <w:p>
@@ -10300,13 +10300,12 @@
             <w:tcW w:type="dxa" w:w="1308"/>
           </w:tcPr>
           <w:p>
-            <w:r>
-              <w:t>GET dostupni termini, POST /api/zakazivanje/termini.</w:t>
-            </w:r>
-            <w:r>
-              <w:rPr>
-                <w:sz w:val="16"/>
-              </w:rPr>
+            <w:r/>
+            <w:r>
+              <w:rPr>
+                <w:sz w:val="16"/>
+              </w:rPr>
+              <w:t>GET dostupni termini, POST /api/termini.</w:t>
             </w:r>
           </w:p>
         </w:tc>
@@ -10415,13 +10414,12 @@
             <w:tcW w:type="dxa" w:w="1308"/>
           </w:tcPr>
           <w:p>
-            <w:r>
-              <w:t>POST /api/zakazivanje/termini sa datumom od juce.</w:t>
-            </w:r>
-            <w:r>
-              <w:rPr>
-                <w:sz w:val="16"/>
-              </w:rPr>
+            <w:r/>
+            <w:r>
+              <w:rPr>
+                <w:sz w:val="16"/>
+              </w:rPr>
+              <w:t>POST /api/termini sa datumom od juce.</w:t>
             </w:r>
           </w:p>
         </w:tc>
@@ -10872,13 +10870,12 @@
             <w:tcW w:type="dxa" w:w="1308"/>
           </w:tcPr>
           <w:p>
-            <w:r>
-              <w:t>GET /api/zakazivanje/opcije.</w:t>
-            </w:r>
-            <w:r>
-              <w:rPr>
-                <w:sz w:val="16"/>
-              </w:rPr>
+            <w:r/>
+            <w:r>
+              <w:rPr>
+                <w:sz w:val="16"/>
+              </w:rPr>
+              <w:t>GET /api/termini/zaposleni/{id}.</w:t>
             </w:r>
           </w:p>
         </w:tc>
@@ -11066,13 +11063,12 @@
             <w:tcW w:type="dxa" w:w="5233"/>
           </w:tcPr>
           <w:p>
-            <w:r>
-              <w:t>GET /api/zakazivanje/opcije</w:t>
-            </w:r>
-            <w:r>
-              <w:rPr>
-                <w:sz w:val="16"/>
-              </w:rPr>
+            <w:r/>
+            <w:r>
+              <w:rPr>
+                <w:sz w:val="16"/>
+              </w:rPr>
+              <w:t>GET /api/usluge</w:t>
             </w:r>
           </w:p>
         </w:tc>
@@ -11097,13 +11093,12 @@
             <w:tcW w:type="dxa" w:w="5233"/>
           </w:tcPr>
           <w:p>
-            <w:r>
-              <w:t>POST /api/zakazivanje/termini</w:t>
-            </w:r>
-            <w:r>
-              <w:rPr>
-                <w:sz w:val="16"/>
-              </w:rPr>
+            <w:r/>
+            <w:r>
+              <w:rPr>
+                <w:sz w:val="16"/>
+              </w:rPr>
+              <w:t>POST /api/termini</w:t>
             </w:r>
           </w:p>
         </w:tc>
@@ -11128,13 +11123,12 @@
             <w:tcW w:type="dxa" w:w="5233"/>
           </w:tcPr>
           <w:p>
-            <w:r>
-              <w:t>GET /api/user</w:t>
-            </w:r>
-            <w:r>
-              <w:rPr>
-                <w:sz w:val="16"/>
-              </w:rPr>
+            <w:r/>
+            <w:r>
+              <w:rPr>
+                <w:sz w:val="16"/>
+              </w:rPr>
+              <w:t>GET /api/termini/klijent/{id}</w:t>
             </w:r>
           </w:p>
         </w:tc>
@@ -11159,13 +11153,12 @@
             <w:tcW w:type="dxa" w:w="5233"/>
           </w:tcPr>
           <w:p>
-            <w:r>
-              <w:t>GET /api/zakazivanje/opcije</w:t>
-            </w:r>
-            <w:r>
-              <w:rPr>
-                <w:sz w:val="16"/>
-              </w:rPr>
+            <w:r/>
+            <w:r>
+              <w:rPr>
+                <w:sz w:val="16"/>
+              </w:rPr>
+              <w:t>GET /api/termini/zaposleni/{id}</w:t>
             </w:r>
           </w:p>
         </w:tc>
@@ -11190,13 +11183,12 @@
             <w:tcW w:type="dxa" w:w="5233"/>
           </w:tcPr>
           <w:p>
-            <w:r>
-              <w:t>GET /api/zakazivanje/dostupni-termini</w:t>
-            </w:r>
-            <w:r>
-              <w:rPr>
-                <w:sz w:val="16"/>
-              </w:rPr>
+            <w:r/>
+            <w:r>
+              <w:rPr>
+                <w:sz w:val="16"/>
+              </w:rPr>
+              <w:t>PUT /api/termini/{id}</w:t>
             </w:r>
           </w:p>
         </w:tc>
@@ -11221,13 +11213,12 @@
             <w:tcW w:type="dxa" w:w="5233"/>
           </w:tcPr>
           <w:p>
-            <w:r>
-              <w:t>POST /api/zakazivanje/termini</w:t>
-            </w:r>
-            <w:r>
-              <w:rPr>
-                <w:sz w:val="16"/>
-              </w:rPr>
+            <w:r/>
+            <w:r>
+              <w:rPr>
+                <w:sz w:val="16"/>
+              </w:rPr>
+              <w:t>DELETE /api/termini/{id}</w:t>
             </w:r>
           </w:p>
         </w:tc>
@@ -11259,20 +11250,12 @@
     </w:p>
     <w:p>
       <w:r>
-        <w:t>Izvršeni su manuelni, Postman i automatizovani API testovi za prijavu/registraciju i zakazivanje termina. Provereni su token, opcije zakazivanja, slobodni slotovi, uspešno zakazivanje i blokiranje preklapanja. Negativni testovi vraćaju očekivane HTTP 401 ili 422 odgovore.</w:t>
+        <w:t>Izvrseni su manuelni i Postman testovi za prijavu/registraciju i zakazivanje termina. Smoke testovi su potvrdili: login, API token, ucitavanje korisnika, 16 usluga, zakazivanje slobodnog termina, blokiranje preklapanja i otkazivanje termina. Negativni testovi za pogresnu lozinku i datum u proslosti vracaju HTTP 422.</w:t>
       </w:r>
     </w:p>
     <w:p>
       <w:r>
         <w:t>Defekti: tokom implementacije otkriveno je da klijent nije mogao da ucita listu zaposlenih za zakazivanje. Defekt je ispravljen otvaranjem pregleda zaposlenih i rasporeda za autentifikovane korisnike, dok su administrativne izmene ostale ogranicene.</w:t>
-      </w:r>
-    </w:p>
-    <w:p>
-      <w:r>
-        <w:rPr>
-          <w:b/>
-        </w:rPr>
-        <w:t>Završna provera 14.07.2026: 15 automatizovanih testova, 55 assertiona i 0 padova; browser smoke test je potvrdio registraciju, prijavu, token guard, učitavanje slobodnih slotova i uspešno zakazivanje. Testni korisnik i termin su zatim uklonjeni.</w:t>
       </w:r>
     </w:p>
     <w:sectPr>
